--- a/Transition_Team_Would_You_Rather_Career.docx
+++ b/Transition_Team_Would_You_Rather_Career.docx
@@ -2,95 +2,126 @@
 <file path=word/document.xml><?xml version="1.0" encoding="utf-8"?>
 <w:document xmlns:wpc="http://schemas.microsoft.com/office/word/2010/wordprocessingCanvas" xmlns:mo="http://schemas.microsoft.com/office/mac/office/2008/main" xmlns:mc="http://schemas.openxmlformats.org/markup-compatibility/2006" xmlns:mv="urn:schemas-microsoft-com:mac:vml" xmlns:o="urn:schemas-microsoft-com:office:office" xmlns:r="http://schemas.openxmlformats.org/officeDocument/2006/relationships" xmlns:m="http://schemas.openxmlformats.org/officeDocument/2006/math" xmlns:v="urn:schemas-microsoft-com:vml" xmlns:wp14="http://schemas.microsoft.com/office/word/2010/wordprocessingDrawing" xmlns:wp="http://schemas.openxmlformats.org/drawingml/2006/wordprocessingDrawing" xmlns:w10="urn:schemas-microsoft-com:office:word" xmlns:w="http://schemas.openxmlformats.org/wordprocessingml/2006/main" xmlns:w14="http://schemas.microsoft.com/office/word/2010/wordml" xmlns:wpg="http://schemas.microsoft.com/office/word/2010/wordprocessingGroup" xmlns:wpi="http://schemas.microsoft.com/office/word/2010/wordprocessingInk" xmlns:wne="http://schemas.microsoft.com/office/word/2006/wordml" xmlns:wps="http://schemas.microsoft.com/office/word/2010/wordprocessingShape" mc:Ignorable="w14 wp14">
   <w:body>
-    <w:p>
-      <w:pPr>
-        <w:jc w:val="center"/>
-      </w:pPr>
-      <w:r>
-        <w:rPr>
-          <w:b/>
-          <w:color w:val="D97892"/>
-          <w:sz w:val="50"/>
-        </w:rPr>
-        <w:t>Transition Team ♡</w:t>
-      </w:r>
-    </w:p>
-    <w:p>
-      <w:pPr>
-        <w:spacing w:after="40"/>
-        <w:jc w:val="center"/>
-      </w:pPr>
-      <w:r>
-        <w:rPr>
-          <w:b/>
-          <w:color w:val="6E3D4D"/>
-          <w:sz w:val="40"/>
-        </w:rPr>
-        <w:t>Would You Rather? - Career Edition</w:t>
-      </w:r>
-    </w:p>
-    <w:p>
-      <w:pPr>
-        <w:jc w:val="center"/>
-      </w:pPr>
-      <w:r>
-        <w:rPr>
-          <w:i/>
-          <w:color w:val="6F6268"/>
-          <w:sz w:val="20"/>
-        </w:rPr>
-        <w:t>Conversation starters for exploring work preferences.</w:t>
-      </w:r>
-    </w:p>
     <w:tbl>
       <w:tblPr>
-        <w:tblStyle w:val="TableGrid"/>
+        <w:tblW w:type="auto" w:w="0"/>
+        <w:jc w:val="center"/>
+        <w:tblLayout w:type="fixed"/>
+        <w:tblLook w:firstColumn="1" w:firstRow="1" w:lastColumn="0" w:lastRow="0" w:noHBand="0" w:noVBand="1" w:val="04A0"/>
+      </w:tblPr>
+      <w:tblGrid>
+        <w:gridCol w:w="1440"/>
+        <w:gridCol w:w="9216"/>
+      </w:tblGrid>
+      <w:tr>
+        <w:tc>
+          <w:tcPr>
+            <w:tcW w:type="dxa" w:w="5328"/>
+            <w:shd w:fill="0B4F9E"/>
+          </w:tcPr>
+          <w:p>
+            <w:pPr>
+              <w:jc w:val="center"/>
+            </w:pPr>
+            <w:r>
+              <w:rPr>
+                <w:b/>
+                <w:color w:val="FFFFFF"/>
+                <w:sz w:val="52"/>
+              </w:rPr>
+              <w:t>⚖️</w:t>
+            </w:r>
+          </w:p>
+        </w:tc>
+        <w:tc>
+          <w:tcPr>
+            <w:tcW w:type="dxa" w:w="5328"/>
+            <w:shd w:fill="F7C4D8"/>
+          </w:tcPr>
+          <w:p>
+            <w:r>
+              <w:rPr>
+                <w:b/>
+                <w:color w:val="082F65"/>
+                <w:sz w:val="44"/>
+              </w:rPr>
+              <w:t>Would You Rather? • Real-Life Career Decisions</w:t>
+            </w:r>
+          </w:p>
+          <w:p>
+            <w:r>
+              <w:rPr>
+                <w:i/>
+                <w:sz w:val="20"/>
+              </w:rPr>
+              <w:t>Career Exploration • choices with actual tradeoffs</w:t>
+            </w:r>
+          </w:p>
+        </w:tc>
+      </w:tr>
+    </w:tbl>
+    <w:p/>
+    <w:tbl>
+      <w:tblPr>
         <w:tblW w:type="auto" w:w="0"/>
         <w:jc w:val="center"/>
         <w:tblLook w:firstColumn="1" w:firstRow="1" w:lastColumn="0" w:lastRow="0" w:noHBand="0" w:noVBand="1" w:val="04A0"/>
       </w:tblPr>
       <w:tblGrid>
-        <w:gridCol w:w="5184"/>
-        <w:gridCol w:w="5184"/>
+        <w:gridCol w:w="10656"/>
       </w:tblGrid>
       <w:tr>
         <w:tc>
           <w:tcPr>
-            <w:tcW w:type="dxa" w:w="5184"/>
-            <w:shd w:fill="FFF7F9"/>
+            <w:tcW w:type="dxa" w:w="10656"/>
+            <w:shd w:fill="EAF2FB"/>
             <w:tcMar>
-              <w:top w:w="80" w:type="dxa"/>
-              <w:start w:w="100" w:type="dxa"/>
-              <w:bottom w:w="80" w:type="dxa"/>
-              <w:end w:w="100" w:type="dxa"/>
+              <w:top w:w="120" w:type="dxa"/>
+              <w:start w:w="140" w:type="dxa"/>
+              <w:bottom w:w="120" w:type="dxa"/>
+              <w:end w:w="140" w:type="dxa"/>
             </w:tcMar>
           </w:tcPr>
           <w:p>
             <w:r>
               <w:rPr>
-                <w:sz w:val="18"/>
+                <w:b/>
+                <w:color w:val="0B4F9E"/>
               </w:rPr>
-              <w:t>Student: ______________________________</w:t>
+              <w:t>FOR STAFF • 30-MINUTE SESSION</w:t>
             </w:r>
           </w:p>
-        </w:tc>
-        <w:tc>
-          <w:tcPr>
-            <w:tcW w:type="dxa" w:w="5184"/>
-            <w:shd w:fill="FFF7F9"/>
-            <w:tcMar>
-              <w:top w:w="80" w:type="dxa"/>
-              <w:start w:w="100" w:type="dxa"/>
-              <w:bottom w:w="80" w:type="dxa"/>
-              <w:end w:w="100" w:type="dxa"/>
-            </w:tcMar>
-          </w:tcPr>
           <w:p>
             <w:r>
               <w:rPr>
-                <w:sz w:val="18"/>
+                <w:b/>
               </w:rPr>
-              <w:t>Date: __________________</w:t>
+              <w:t xml:space="preserve">Purpose: </w:t>
+            </w:r>
+            <w:r>
+              <w:t>Move beyond basic preference questions by comparing pay, schedule, commute, training, and job conditions.</w:t>
+            </w:r>
+          </w:p>
+          <w:p>
+            <w:r>
+              <w:rPr>
+                <w:b/>
+              </w:rPr>
+              <w:t xml:space="preserve">Materials: </w:t>
+            </w:r>
+            <w:r>
+              <w:t>This packet; calculator optional.</w:t>
+            </w:r>
+          </w:p>
+          <w:p>
+            <w:r>
+              <w:rPr>
+                <w:b/>
+              </w:rPr>
+              <w:t xml:space="preserve">Easy flow: </w:t>
+            </w:r>
+            <w:r>
+              <w:t>5 min explain tradeoffs • 20 min choose/defend 6 scenarios • 5 min reflection.</w:t>
             </w:r>
           </w:p>
         </w:tc>
@@ -98,221 +129,274 @@
     </w:tbl>
     <w:p>
       <w:pPr>
-        <w:jc w:val="right"/>
+        <w:pStyle w:val="Heading2"/>
       </w:pPr>
       <w:r>
-        <w:rPr>
-          <w:color w:val="D97892"/>
-          <w:sz w:val="16"/>
-        </w:rPr>
-        <w:t>Activities</w:t>
+        <w:t>Decision 1</w:t>
+      </w:r>
+    </w:p>
+    <w:p>
+      <w:r>
+        <w:t>A • JOB A: $16.50/hr, 35 hrs/week, 5-minute drive, evenings/weekends.</w:t>
+      </w:r>
+    </w:p>
+    <w:p>
+      <w:r>
+        <w:t>B • JOB B: $18.75/hr, 28 hrs/week, 40-minute drive, Monday-Friday.</w:t>
+      </w:r>
+    </w:p>
+    <w:p>
+      <w:r>
+        <w:t>My choice:  A / B     Most important reason: ______________________________</w:t>
+      </w:r>
+    </w:p>
+    <w:p>
+      <w:r>
+        <w:t>One question I would ask before deciding: _________________________________</w:t>
       </w:r>
     </w:p>
     <w:p>
       <w:pPr>
-        <w:spacing w:before="140" w:after="80"/>
+        <w:pStyle w:val="Heading2"/>
       </w:pPr>
       <w:r>
-        <w:rPr>
-          <w:b/>
-          <w:color w:val="D97892"/>
-          <w:sz w:val="28"/>
-        </w:rPr>
-        <w:t>Choose one and explain why</w:t>
+        <w:t>Decision 2</w:t>
+      </w:r>
+    </w:p>
+    <w:p>
+      <w:r>
+        <w:t>A • JOB A: $14/hr with paid training and a clear promotion path.</w:t>
+      </w:r>
+    </w:p>
+    <w:p>
+      <w:r>
+        <w:t>B • JOB B: $17/hr temporary job with no guaranteed hours next month.</w:t>
+      </w:r>
+    </w:p>
+    <w:p>
+      <w:r>
+        <w:t>My choice:  A / B     Most important reason: ______________________________</w:t>
+      </w:r>
+    </w:p>
+    <w:p>
+      <w:r>
+        <w:t>One question I would ask before deciding: _________________________________</w:t>
       </w:r>
     </w:p>
     <w:p>
       <w:pPr>
-        <w:spacing w:after="120"/>
+        <w:pStyle w:val="Heading2"/>
       </w:pPr>
       <w:r>
-        <w:rPr>
-          <w:sz w:val="20"/>
-        </w:rPr>
-        <w:t>☐ Work indoors  OR  ☐ Work outdoors</w:t>
-        <w:br/>
-        <w:t>☐ Work with people  OR  ☐ Work mostly independently</w:t>
-        <w:br/>
-        <w:t>☐ Use tools  OR  ☐ Use a computer</w:t>
-        <w:br/>
-        <w:t>☐ Start early  OR  ☐ Work later</w:t>
-        <w:br/>
-        <w:t>☐ Wear a uniform  OR  ☐ Choose your work clothes</w:t>
-        <w:br/>
-        <w:t>☐ Do the same routine  OR  ☐ Have different tasks</w:t>
-        <w:br/>
-        <w:t>☐ Work with children  OR  ☐ Work with animals</w:t>
-        <w:br/>
-        <w:t>☐ Build/fix things  OR  ☐ Create/design things</w:t>
+        <w:t>Decision 3</w:t>
       </w:r>
     </w:p>
     <w:p>
       <w:r>
-        <w:rPr>
-          <w:b/>
-          <w:color w:val="6E3D4D"/>
-          <w:sz w:val="21"/>
-        </w:rPr>
-        <w:t>Which choice surprised you most?</w:t>
+        <w:t>A • JOB A: Indoor office, repetitive tasks, predictable schedule.</w:t>
+      </w:r>
+    </w:p>
+    <w:p>
+      <w:r>
+        <w:t>B • JOB B: Outdoor crew, changing tasks, weather affects schedule.</w:t>
+      </w:r>
+    </w:p>
+    <w:p>
+      <w:r>
+        <w:t>My choice:  A / B     Most important reason: ______________________________</w:t>
+      </w:r>
+    </w:p>
+    <w:p>
+      <w:r>
+        <w:t>One question I would ask before deciding: _________________________________</w:t>
       </w:r>
     </w:p>
     <w:p>
       <w:pPr>
-        <w:spacing w:after="40"/>
+        <w:pStyle w:val="Heading2"/>
       </w:pPr>
       <w:r>
-        <w:rPr>
-          <w:color w:val="BFAAB1"/>
-          <w:sz w:val="18"/>
-        </w:rPr>
-        <w:t>__________________________________________________________________________________</w:t>
+        <w:t>Decision 4</w:t>
+      </w:r>
+    </w:p>
+    <w:p>
+      <w:r>
+        <w:t>A • JOB A: 7 AM start and off by 3 PM.</w:t>
+      </w:r>
+    </w:p>
+    <w:p>
+      <w:r>
+        <w:t>B • JOB B: 11 AM start and off by 7 PM.</w:t>
+      </w:r>
+    </w:p>
+    <w:p>
+      <w:r>
+        <w:t>My choice:  A / B     Most important reason: ______________________________</w:t>
+      </w:r>
+    </w:p>
+    <w:p>
+      <w:r>
+        <w:t>One question I would ask before deciding: _________________________________</w:t>
       </w:r>
     </w:p>
     <w:p>
       <w:pPr>
-        <w:spacing w:after="40"/>
+        <w:pStyle w:val="Heading2"/>
       </w:pPr>
       <w:r>
-        <w:rPr>
-          <w:color w:val="BFAAB1"/>
-          <w:sz w:val="18"/>
-        </w:rPr>
-        <w:t>__________________________________________________________________________________</w:t>
+        <w:t>Decision 5</w:t>
       </w:r>
     </w:p>
     <w:p>
       <w:r>
-        <w:br w:type="page"/>
+        <w:t>A • JOB A: Lower pay but health insurance and paid time off.</w:t>
+      </w:r>
+    </w:p>
+    <w:p>
+      <w:r>
+        <w:t>B • JOB B: $2 more per hour but no benefits.</w:t>
+      </w:r>
+    </w:p>
+    <w:p>
+      <w:r>
+        <w:t>My choice:  A / B     Most important reason: ______________________________</w:t>
+      </w:r>
+    </w:p>
+    <w:p>
+      <w:r>
+        <w:t>One question I would ask before deciding: _________________________________</w:t>
       </w:r>
     </w:p>
     <w:p>
       <w:pPr>
-        <w:spacing w:before="140" w:after="80"/>
+        <w:pStyle w:val="Heading2"/>
       </w:pPr>
       <w:r>
-        <w:rPr>
-          <w:b/>
-          <w:color w:val="D97892"/>
-          <w:sz w:val="28"/>
-        </w:rPr>
-        <w:t>More choices</w:t>
+        <w:t>Decision 6</w:t>
+      </w:r>
+    </w:p>
+    <w:p>
+      <w:r>
+        <w:t>A • JOB A: Job you enjoy but requires a 1-year certificate.</w:t>
+      </w:r>
+    </w:p>
+    <w:p>
+      <w:r>
+        <w:t>B • JOB B: Job you can start tomorrow but do not see yourself doing long-term.</w:t>
+      </w:r>
+    </w:p>
+    <w:p>
+      <w:r>
+        <w:t>My choice:  A / B     Most important reason: ______________________________</w:t>
+      </w:r>
+    </w:p>
+    <w:p>
+      <w:r>
+        <w:t>One question I would ask before deciding: _________________________________</w:t>
       </w:r>
     </w:p>
     <w:p>
       <w:pPr>
-        <w:spacing w:after="120"/>
+        <w:pStyle w:val="Heading2"/>
       </w:pPr>
       <w:r>
-        <w:rPr>
-          <w:sz w:val="20"/>
-        </w:rPr>
-        <w:t>☐ Work in a hospital  OR  ☐ Work in a school</w:t>
-        <w:br/>
-        <w:t>☐ Work in an office  OR  ☐ Work in a shop/warehouse</w:t>
-        <w:br/>
-        <w:t>☐ Earn more with longer training  OR  ☐ Start working sooner</w:t>
-        <w:br/>
-        <w:t>☐ Lead a team  OR  ☐ Be a team member</w:t>
-        <w:br/>
-        <w:t>☐ Talk to customers  OR  ☐ Work behind the scenes</w:t>
+        <w:t>Decision 7</w:t>
+      </w:r>
+    </w:p>
+    <w:p>
+      <w:r>
+        <w:t>A • JOB A: Supervisor gives lots of feedback and checks your work.</w:t>
+      </w:r>
+    </w:p>
+    <w:p>
+      <w:r>
+        <w:t>B • JOB B: Supervisor expects you to work independently after training.</w:t>
+      </w:r>
+    </w:p>
+    <w:p>
+      <w:r>
+        <w:t>My choice:  A / B     Most important reason: ______________________________</w:t>
+      </w:r>
+    </w:p>
+    <w:p>
+      <w:r>
+        <w:t>One question I would ask before deciding: _________________________________</w:t>
       </w:r>
     </w:p>
     <w:p>
       <w:pPr>
-        <w:spacing w:before="140" w:after="80"/>
+        <w:pStyle w:val="Heading2"/>
       </w:pPr>
       <w:r>
-        <w:rPr>
-          <w:b/>
-          <w:color w:val="D97892"/>
-          <w:sz w:val="28"/>
-        </w:rPr>
-        <w:t>Career connection</w:t>
+        <w:t>Decision 8</w:t>
       </w:r>
     </w:p>
     <w:p>
       <w:r>
-        <w:rPr>
-          <w:b/>
-          <w:color w:val="6E3D4D"/>
-          <w:sz w:val="21"/>
-        </w:rPr>
-        <w:t>Based on my answers, a workplace I might enjoy is:</w:t>
+        <w:t>A • JOB A: 20 hours/week while finishing school.</w:t>
+      </w:r>
+    </w:p>
+    <w:p>
+      <w:r>
+        <w:t>B • JOB B: 38 hours/week but less time for schoolwork.</w:t>
+      </w:r>
+    </w:p>
+    <w:p>
+      <w:r>
+        <w:t>My choice:  A / B     Most important reason: ______________________________</w:t>
+      </w:r>
+    </w:p>
+    <w:p>
+      <w:r>
+        <w:t>One question I would ask before deciding: _________________________________</w:t>
       </w:r>
     </w:p>
     <w:p>
       <w:pPr>
-        <w:spacing w:after="40"/>
+        <w:pStyle w:val="Heading2"/>
       </w:pPr>
       <w:r>
-        <w:rPr>
-          <w:color w:val="BFAAB1"/>
-          <w:sz w:val="18"/>
-        </w:rPr>
-        <w:t>__________________________________________________________________________________</w:t>
-      </w:r>
-    </w:p>
-    <w:p>
-      <w:pPr>
-        <w:spacing w:after="40"/>
-      </w:pPr>
-      <w:r>
-        <w:rPr>
-          <w:color w:val="BFAAB1"/>
-          <w:sz w:val="18"/>
-        </w:rPr>
-        <w:t>__________________________________________________________________________________</w:t>
+        <w:t>Wrap-Up • Get Them Talking</w:t>
       </w:r>
     </w:p>
     <w:p>
       <w:r>
-        <w:rPr>
-          <w:b/>
-          <w:color w:val="6E3D4D"/>
-          <w:sz w:val="21"/>
-        </w:rPr>
-        <w:t>A career I want to explore next:</w:t>
+        <w:t>💬 Did the highest-paying option always win? Why or why not?</w:t>
       </w:r>
     </w:p>
     <w:p>
-      <w:pPr>
-        <w:spacing w:after="40"/>
-      </w:pPr>
       <w:r>
-        <w:rPr>
-          <w:color w:val="BFAAB1"/>
-          <w:sz w:val="18"/>
-        </w:rPr>
-        <w:t>__________________________________________________________________________________</w:t>
+        <w:t>____________________________________________________________________________</w:t>
+      </w:r>
+    </w:p>
+    <w:p>
+      <w:r>
+        <w:t>💬 Which matters most to you right now: money, schedule, distance, benefits, or enjoyment?</w:t>
+      </w:r>
+    </w:p>
+    <w:p>
+      <w:r>
+        <w:t>____________________________________________________________________________</w:t>
+      </w:r>
+    </w:p>
+    <w:p>
+      <w:r>
+        <w:t>💬 What could change your priorities five years from now?</w:t>
+      </w:r>
+    </w:p>
+    <w:p>
+      <w:r>
+        <w:t>____________________________________________________________________________</w:t>
       </w:r>
     </w:p>
     <w:sectPr>
-      <w:footerReference w:type="default" r:id="rId9"/>
       <w:pgSz w:w="12240" w:h="15840"/>
-      <w:pgMar w:top="792" w:right="936" w:bottom="792" w:left="936" w:header="720" w:footer="720" w:gutter="0"/>
+      <w:pgMar w:top="648" w:right="792" w:bottom="648" w:left="792" w:header="720" w:footer="720" w:gutter="0"/>
       <w:cols w:space="720"/>
       <w:docGrid w:linePitch="360"/>
     </w:sectPr>
   </w:body>
 </w:document>
-</file>
-
-<file path=word/footer1.xml><?xml version="1.0" encoding="utf-8"?>
-<w:ftr xmlns:m="http://schemas.openxmlformats.org/officeDocument/2006/math" xmlns:mc="http://schemas.openxmlformats.org/markup-compatibility/2006" xmlns:mo="http://schemas.microsoft.com/office/mac/office/2008/main" xmlns:mv="urn:schemas-microsoft-com:mac:vml" xmlns:o="urn:schemas-microsoft-com:office:office" xmlns:r="http://schemas.openxmlformats.org/officeDocument/2006/relationships" xmlns:v="urn:schemas-microsoft-com:vml" xmlns:w10="urn:schemas-microsoft-com:office:word" xmlns:w14="http://schemas.microsoft.com/office/word/2010/wordml" xmlns:w="http://schemas.openxmlformats.org/wordprocessingml/2006/main" xmlns:wne="http://schemas.microsoft.com/office/word/2006/wordml" xmlns:wp14="http://schemas.microsoft.com/office/word/2010/wordprocessingDrawing" xmlns:wp="http://schemas.openxmlformats.org/drawingml/2006/wordprocessingDrawing" xmlns:wpc="http://schemas.microsoft.com/office/word/2010/wordprocessingCanvas" xmlns:wpg="http://schemas.microsoft.com/office/word/2010/wordprocessingGroup" xmlns:wpi="http://schemas.microsoft.com/office/word/2010/wordprocessingInk" xmlns:wps="http://schemas.microsoft.com/office/word/2010/wordprocessingShape" mc:Ignorable="w14 wp14">
-  <w:p>
-    <w:pPr>
-      <w:pStyle w:val="Footer"/>
-      <w:jc w:val="center"/>
-    </w:pPr>
-    <w:r>
-      <w:rPr>
-        <w:color w:val="D97892"/>
-        <w:sz w:val="16"/>
-      </w:rPr>
-      <w:t>Transition Team ♡  •  Small steps. Big futures.</w:t>
-    </w:r>
-  </w:p>
-</w:ftr>
 </file>
 
 <file path=word/numbering.xml><?xml version="1.0" encoding="utf-8"?>
@@ -680,7 +764,7 @@
     <w:rsid w:val="00FC693F"/>
     <w:rPr>
       <w:rFonts w:ascii="Aptos" w:hAnsi="Aptos"/>
-      <w:sz w:val="20"/>
+      <w:sz w:val="22"/>
     </w:rPr>
   </w:style>
   <w:style w:type="paragraph" w:styleId="Header">
@@ -742,11 +826,11 @@
       <w:outlineLvl w:val="0"/>
     </w:pPr>
     <w:rPr>
-      <w:rFonts w:asciiTheme="majorHAnsi" w:eastAsiaTheme="majorEastAsia" w:hAnsiTheme="majorHAnsi" w:cstheme="majorBidi"/>
+      <w:rFonts w:asciiTheme="majorHAnsi" w:eastAsiaTheme="majorEastAsia" w:hAnsiTheme="majorHAnsi" w:cstheme="majorBidi" w:ascii="Aptos Display" w:hAnsi="Aptos Display"/>
       <w:b/>
       <w:bCs/>
-      <w:color w:val="365F91" w:themeColor="accent1" w:themeShade="BF"/>
-      <w:sz w:val="28"/>
+      <w:color w:val="082F65"/>
+      <w:sz w:val="36"/>
       <w:szCs w:val="28"/>
     </w:rPr>
   </w:style>
@@ -766,11 +850,11 @@
       <w:outlineLvl w:val="1"/>
     </w:pPr>
     <w:rPr>
-      <w:rFonts w:asciiTheme="majorHAnsi" w:eastAsiaTheme="majorEastAsia" w:hAnsiTheme="majorHAnsi" w:cstheme="majorBidi"/>
+      <w:rFonts w:asciiTheme="majorHAnsi" w:eastAsiaTheme="majorEastAsia" w:hAnsiTheme="majorHAnsi" w:cstheme="majorBidi" w:ascii="Aptos Display" w:hAnsi="Aptos Display"/>
       <w:b/>
       <w:bCs/>
-      <w:color w:val="4F81BD" w:themeColor="accent1"/>
-      <w:sz w:val="26"/>
+      <w:color w:val="D3152D"/>
+      <w:sz w:val="28"/>
       <w:szCs w:val="26"/>
     </w:rPr>
   </w:style>
@@ -1031,8 +1115,8 @@
       <w:contextualSpacing/>
     </w:pPr>
     <w:rPr>
-      <w:rFonts w:asciiTheme="majorHAnsi" w:eastAsiaTheme="majorEastAsia" w:hAnsiTheme="majorHAnsi" w:cstheme="majorBidi"/>
-      <w:color w:val="17365D" w:themeColor="text2" w:themeShade="BF"/>
+      <w:rFonts w:asciiTheme="majorHAnsi" w:eastAsiaTheme="majorEastAsia" w:hAnsiTheme="majorHAnsi" w:cstheme="majorBidi" w:ascii="Aptos Display" w:hAnsi="Aptos Display"/>
+      <w:color w:val="082F65"/>
       <w:spacing w:val="5"/>
       <w:kern w:val="28"/>
       <w:sz w:val="52"/>
